--- a/VC-2026-035-014_NotaMetodologica.docx
+++ b/VC-2026-035-014_NotaMetodologica.docx
@@ -39,7 +39,7 @@
         <w:t xml:space="preserve">Subgrupo: </w:t>
       </w:r>
       <w:r>
-        <w:t xml:space="preserve">Darwin Pillo (PUCE Ibarra, VC-2026-035) · Julianna Montes de Oca (Universidad UTE, VC-2026-014)</w:t>
+        <w:t xml:space="preserve">Darwin Pillo (Universidad Técnica Particular de Loja, UTPL, VC-2026-035) · Julianna Montes de Oca (Universidad UTE, VC-2026-014)</w:t>
       </w:r>
     </w:p>
     <w:p>
@@ -69,7 +69,7 @@
         <w:t xml:space="preserve">Versión de esta nota: </w:t>
       </w:r>
       <w:r>
-        <w:t xml:space="preserve">v2026-10-11 · redactada con asistencia de IA a partir de la información del subgrupo; cada afirmación debe ser leída y confirmada por ambos integrantes antes de la entrega.</w:t>
+        <w:t xml:space="preserve">v2026-10-12 · redactada con asistencia de IA a partir de la información del subgrupo; cada afirmación debe ser leída y confirmada por ambos integrantes antes de la entrega.</w:t>
       </w:r>
     </w:p>
     <w:p>
@@ -2556,7 +2556,7 @@
                 <w:sz w:val="19"/>
                 <w:szCs w:val="19"/>
               </w:rPr>
-              <w:t xml:space="preserve">2026-10-11</w:t>
+              <w:t xml:space="preserve">2026-10-12</w:t>
             </w:r>
           </w:p>
         </w:tc>
@@ -2584,7 +2584,7 @@
                 <w:sz w:val="19"/>
                 <w:szCs w:val="19"/>
               </w:rPr>
-              <w:t xml:space="preserve">52dccc326c83</w:t>
+              <w:t xml:space="preserve">5396b9f83806</w:t>
             </w:r>
           </w:p>
         </w:tc>
@@ -2645,7 +2645,7 @@
                 <w:sz w:val="19"/>
                 <w:szCs w:val="19"/>
               </w:rPr>
-              <w:t xml:space="preserve">2026-10-11</w:t>
+              <w:t xml:space="preserve">2026-10-12</w:t>
             </w:r>
           </w:p>
         </w:tc>
@@ -2673,7 +2673,7 @@
                 <w:sz w:val="19"/>
                 <w:szCs w:val="19"/>
               </w:rPr>
-              <w:t xml:space="preserve">93b04546d762</w:t>
+              <w:t xml:space="preserve">825029938d36</w:t>
             </w:r>
           </w:p>
         </w:tc>
@@ -2734,7 +2734,7 @@
                 <w:sz w:val="19"/>
                 <w:szCs w:val="19"/>
               </w:rPr>
-              <w:t xml:space="preserve">2026-10-11 (recorte para la voz)</w:t>
+              <w:t xml:space="preserve">2026-10-12 (afiliación UTPL)</w:t>
             </w:r>
           </w:p>
         </w:tc>
@@ -2762,7 +2762,7 @@
                 <w:sz w:val="19"/>
                 <w:szCs w:val="19"/>
               </w:rPr>
-              <w:t xml:space="preserve">f26a52ba4003 / cdf8d7a31f23</w:t>
+              <w:t xml:space="preserve">2b8ac98d9709 / 06f6436d6c5d</w:t>
             </w:r>
           </w:p>
         </w:tc>
@@ -3085,7 +3085,7 @@
         <w:sz w:val="16"/>
         <w:szCs w:val="16"/>
       </w:rPr>
-      <w:t xml:space="preserve">VC-2026-035-014 · Nota metodológica · Vibe Coding CEDIA 2026 · Universidad UTE · PUCE Ibarra · </w:t>
+      <w:t xml:space="preserve">VC-2026-035-014 · Nota metodológica · Vibe Coding CEDIA 2026 · Universidad UTE · UTPL · </w:t>
     </w:r>
     <w:r>
       <w:rPr>
